--- a/template_surat/kalawat/surat_keterangan_usaha/sku.docx
+++ b/template_surat/kalawat/surat_keterangan_usaha/sku.docx
@@ -1,6 +1,6 @@
 
 <file path=word/document.xml><?xml version="1.0" encoding="utf-8"?>
-<w:document xmlns:wpc="http://schemas.microsoft.com/office/word/2010/wordprocessingCanvas" xmlns:cx="http://schemas.microsoft.com/office/drawing/2014/chartex" xmlns:cx1="http://schemas.microsoft.com/office/drawing/2015/9/8/chartex" xmlns:cx2="http://schemas.microsoft.com/office/drawing/2015/10/21/chartex" xmlns:cx3="http://schemas.microsoft.com/office/drawing/2016/5/9/chartex" xmlns:cx4="http://schemas.microsoft.com/office/drawing/2016/5/10/chartex" xmlns:cx5="http://schemas.microsoft.com/office/drawing/2016/5/11/chartex" xmlns:cx6="http://schemas.microsoft.com/office/drawing/2016/5/12/chartex" xmlns:cx7="http://schemas.microsoft.com/office/drawing/2016/5/13/chartex" xmlns:cx8="http://schemas.microsoft.com/office/drawing/2016/5/14/chartex" xmlns:mc="http://schemas.openxmlformats.org/markup-compatibility/2006" xmlns:aink="http://schemas.microsoft.com/office/drawing/2016/ink" xmlns:am3d="http://schemas.microsoft.com/office/drawing/2017/model3d" xmlns:o="urn:schemas-microsoft-com:office:office" xmlns:r="http://schemas.openxmlformats.org/officeDocument/2006/relationships" xmlns:m="http://schemas.openxmlformats.org/officeDocument/2006/math" xmlns:v="urn:schemas-microsoft-com:vml" xmlns:wp14="http://schemas.microsoft.com/office/word/2010/wordprocessingDrawing" xmlns:wp="http://schemas.openxmlformats.org/drawingml/2006/wordprocessingDrawing" xmlns:w10="urn:schemas-microsoft-com:office:word" xmlns:w="http://schemas.openxmlformats.org/wordprocessingml/2006/main" xmlns:w14="http://schemas.microsoft.com/office/word/2010/wordml" xmlns:w15="http://schemas.microsoft.com/office/word/2012/wordml" xmlns:w16cex="http://schemas.microsoft.com/office/word/2018/wordml/cex" xmlns:w16cid="http://schemas.microsoft.com/office/word/2016/wordml/cid" xmlns:w16="http://schemas.microsoft.com/office/word/2018/wordml" xmlns:w16sdtdh="http://schemas.microsoft.com/office/word/2020/wordml/sdtdatahash" xmlns:w16se="http://schemas.microsoft.com/office/word/2015/wordml/symex" xmlns:wpg="http://schemas.microsoft.com/office/word/2010/wordprocessingGroup" xmlns:wpi="http://schemas.microsoft.com/office/word/2010/wordprocessingInk" xmlns:wne="http://schemas.microsoft.com/office/word/2006/wordml" xmlns:wps="http://schemas.microsoft.com/office/word/2010/wordprocessingShape" mc:Ignorable="w14 w15 w16se w16cid w16 w16cex w16sdtdh wp14">
+<w:document xmlns:wpc="http://schemas.microsoft.com/office/word/2010/wordprocessingCanvas" xmlns:cx="http://schemas.microsoft.com/office/drawing/2014/chartex" xmlns:cx1="http://schemas.microsoft.com/office/drawing/2015/9/8/chartex" xmlns:cx2="http://schemas.microsoft.com/office/drawing/2015/10/21/chartex" xmlns:cx3="http://schemas.microsoft.com/office/drawing/2016/5/9/chartex" xmlns:cx4="http://schemas.microsoft.com/office/drawing/2016/5/10/chartex" xmlns:cx5="http://schemas.microsoft.com/office/drawing/2016/5/11/chartex" xmlns:cx6="http://schemas.microsoft.com/office/drawing/2016/5/12/chartex" xmlns:cx7="http://schemas.microsoft.com/office/drawing/2016/5/13/chartex" xmlns:cx8="http://schemas.microsoft.com/office/drawing/2016/5/14/chartex" xmlns:mc="http://schemas.openxmlformats.org/markup-compatibility/2006" xmlns:aink="http://schemas.microsoft.com/office/drawing/2016/ink" xmlns:am3d="http://schemas.microsoft.com/office/drawing/2017/model3d" xmlns:o="urn:schemas-microsoft-com:office:office" xmlns:oel="http://schemas.microsoft.com/office/2019/extlst" xmlns:r="http://schemas.openxmlformats.org/officeDocument/2006/relationships" xmlns:m="http://schemas.openxmlformats.org/officeDocument/2006/math" xmlns:v="urn:schemas-microsoft-com:vml" xmlns:wp14="http://schemas.microsoft.com/office/word/2010/wordprocessingDrawing" xmlns:wp="http://schemas.openxmlformats.org/drawingml/2006/wordprocessingDrawing" xmlns:w10="urn:schemas-microsoft-com:office:word" xmlns:w="http://schemas.openxmlformats.org/wordprocessingml/2006/main" xmlns:w14="http://schemas.microsoft.com/office/word/2010/wordml" xmlns:w15="http://schemas.microsoft.com/office/word/2012/wordml" xmlns:w16cex="http://schemas.microsoft.com/office/word/2018/wordml/cex" xmlns:w16cid="http://schemas.microsoft.com/office/word/2016/wordml/cid" xmlns:w16="http://schemas.microsoft.com/office/word/2018/wordml" xmlns:w16du="http://schemas.microsoft.com/office/word/2023/wordml/word16du" xmlns:w16sdtdh="http://schemas.microsoft.com/office/word/2020/wordml/sdtdatahash" xmlns:w16sdtfl="http://schemas.microsoft.com/office/word/2024/wordml/sdtformatlock" xmlns:w16se="http://schemas.microsoft.com/office/word/2015/wordml/symex" xmlns:wpg="http://schemas.microsoft.com/office/word/2010/wordprocessingGroup" xmlns:wpi="http://schemas.microsoft.com/office/word/2010/wordprocessingInk" xmlns:wne="http://schemas.microsoft.com/office/word/2006/wordml" xmlns:wps="http://schemas.microsoft.com/office/word/2010/wordprocessingShape" mc:Ignorable="w14 w15 w16se w16cid w16 w16cex w16sdtdh w16sdtfl w16du wp14">
   <w:body>
     <w:p>
       <w:pPr>
@@ -439,9 +439,9 @@
         <w:jc w:val="both"/>
         <w:rPr>
           <w:rFonts w:ascii="Arial" w:hAnsi="Arial" w:cs="Arial"/>
-          <w:sz w:val="20"/>
-          <w:szCs w:val="20"/>
-          <w:lang w:val="en-US"/>
+          <w:bCs/>
+          <w:sz w:val="20"/>
+          <w:szCs w:val="20"/>
         </w:rPr>
       </w:pPr>
       <w:r>
@@ -530,29 +530,8 @@
           <w:bCs/>
           <w:sz w:val="20"/>
           <w:szCs w:val="20"/>
-          <w:highlight w:val="yellow"/>
-        </w:rPr>
-        <w:t>XX</w:t>
-      </w:r>
-      <w:r>
-        <w:rPr>
-          <w:rFonts w:ascii="Arial" w:hAnsi="Arial" w:cs="Arial"/>
-          <w:bCs/>
-          <w:sz w:val="20"/>
-          <w:szCs w:val="20"/>
-          <w:highlight w:val="yellow"/>
-        </w:rPr>
-        <w:t>XXXXX</w:t>
-      </w:r>
-      <w:r>
-        <w:rPr>
-          <w:rFonts w:ascii="Arial" w:hAnsi="Arial" w:cs="Arial"/>
-          <w:bCs/>
-          <w:sz w:val="20"/>
-          <w:szCs w:val="20"/>
-          <w:highlight w:val="yellow"/>
-        </w:rPr>
-        <w:t>XXX</w:t>
+        </w:rPr>
+        <w:t>{{nama}}</w:t>
       </w:r>
     </w:p>
     <w:p>
@@ -613,6 +592,13 @@
           <w:szCs w:val="20"/>
         </w:rPr>
         <w:tab/>
+      </w:r>
+      <w:r>
+        <w:rPr>
+          <w:rFonts w:ascii="Arial" w:hAnsi="Arial" w:cs="Arial"/>
+          <w:sz w:val="20"/>
+          <w:szCs w:val="20"/>
+        </w:rPr>
         <w:t xml:space="preserve">:  </w:t>
       </w:r>
       <w:r>
@@ -621,29 +607,8 @@
           <w:bCs/>
           <w:sz w:val="20"/>
           <w:szCs w:val="20"/>
-          <w:highlight w:val="yellow"/>
-        </w:rPr>
-        <w:t>XX</w:t>
-      </w:r>
-      <w:r>
-        <w:rPr>
-          <w:rFonts w:ascii="Arial" w:hAnsi="Arial" w:cs="Arial"/>
-          <w:bCs/>
-          <w:sz w:val="20"/>
-          <w:szCs w:val="20"/>
-          <w:highlight w:val="yellow"/>
-        </w:rPr>
-        <w:t>XXXXX</w:t>
-      </w:r>
-      <w:r>
-        <w:rPr>
-          <w:rFonts w:ascii="Arial" w:hAnsi="Arial" w:cs="Arial"/>
-          <w:bCs/>
-          <w:sz w:val="20"/>
-          <w:szCs w:val="20"/>
-          <w:highlight w:val="yellow"/>
-        </w:rPr>
-        <w:t>XXX</w:t>
+        </w:rPr>
+        <w:t>{{nik}}</w:t>
       </w:r>
     </w:p>
     <w:p>
@@ -726,37 +691,26 @@
           <w:bCs/>
           <w:sz w:val="20"/>
           <w:szCs w:val="20"/>
-          <w:highlight w:val="yellow"/>
-        </w:rPr>
-        <w:t>XX</w:t>
-      </w:r>
-      <w:r>
-        <w:rPr>
-          <w:rFonts w:ascii="Arial" w:hAnsi="Arial" w:cs="Arial"/>
-          <w:bCs/>
-          <w:sz w:val="20"/>
-          <w:szCs w:val="20"/>
-          <w:highlight w:val="yellow"/>
-        </w:rPr>
-        <w:t>XXXXX</w:t>
-      </w:r>
-      <w:r>
-        <w:rPr>
-          <w:rFonts w:ascii="Arial" w:hAnsi="Arial" w:cs="Arial"/>
-          <w:bCs/>
-          <w:sz w:val="20"/>
-          <w:szCs w:val="20"/>
-          <w:highlight w:val="yellow"/>
-        </w:rPr>
-        <w:t>XXX</w:t>
-      </w:r>
-      <w:r>
-        <w:rPr>
-          <w:rFonts w:ascii="Arial" w:hAnsi="Arial" w:cs="Arial"/>
-          <w:sz w:val="20"/>
-          <w:szCs w:val="20"/>
-        </w:rPr>
-        <w:t xml:space="preserve"> </w:t>
+        </w:rPr>
+        <w:t>{{tempat</w:t>
+      </w:r>
+      <w:r>
+        <w:rPr>
+          <w:rFonts w:ascii="Arial" w:hAnsi="Arial" w:cs="Arial"/>
+          <w:bCs/>
+          <w:sz w:val="20"/>
+          <w:szCs w:val="20"/>
+        </w:rPr>
+        <w:t>-tanggal-lahir</w:t>
+      </w:r>
+      <w:r>
+        <w:rPr>
+          <w:rFonts w:ascii="Arial" w:hAnsi="Arial" w:cs="Arial"/>
+          <w:bCs/>
+          <w:sz w:val="20"/>
+          <w:szCs w:val="20"/>
+        </w:rPr>
+        <w:t>}}</w:t>
       </w:r>
     </w:p>
     <w:p>
@@ -809,29 +763,26 @@
           <w:bCs/>
           <w:sz w:val="20"/>
           <w:szCs w:val="20"/>
-          <w:highlight w:val="yellow"/>
-        </w:rPr>
-        <w:t>XX</w:t>
-      </w:r>
-      <w:r>
-        <w:rPr>
-          <w:rFonts w:ascii="Arial" w:hAnsi="Arial" w:cs="Arial"/>
-          <w:bCs/>
-          <w:sz w:val="20"/>
-          <w:szCs w:val="20"/>
-          <w:highlight w:val="yellow"/>
-        </w:rPr>
-        <w:t>XXXXX</w:t>
-      </w:r>
-      <w:r>
-        <w:rPr>
-          <w:rFonts w:ascii="Arial" w:hAnsi="Arial" w:cs="Arial"/>
-          <w:bCs/>
-          <w:sz w:val="20"/>
-          <w:szCs w:val="20"/>
-          <w:highlight w:val="yellow"/>
-        </w:rPr>
-        <w:t>XXX</w:t>
+        </w:rPr>
+        <w:t>{{</w:t>
+      </w:r>
+      <w:r>
+        <w:rPr>
+          <w:rFonts w:ascii="Arial" w:hAnsi="Arial" w:cs="Arial"/>
+          <w:bCs/>
+          <w:sz w:val="20"/>
+          <w:szCs w:val="20"/>
+        </w:rPr>
+        <w:t>jenis-kelamin</w:t>
+      </w:r>
+      <w:r>
+        <w:rPr>
+          <w:rFonts w:ascii="Arial" w:hAnsi="Arial" w:cs="Arial"/>
+          <w:bCs/>
+          <w:sz w:val="20"/>
+          <w:szCs w:val="20"/>
+        </w:rPr>
+        <w:t>}}</w:t>
       </w:r>
     </w:p>
     <w:p>
@@ -912,29 +863,26 @@
           <w:bCs/>
           <w:sz w:val="20"/>
           <w:szCs w:val="20"/>
-          <w:highlight w:val="yellow"/>
-        </w:rPr>
-        <w:t>XX</w:t>
-      </w:r>
-      <w:r>
-        <w:rPr>
-          <w:rFonts w:ascii="Arial" w:hAnsi="Arial" w:cs="Arial"/>
-          <w:bCs/>
-          <w:sz w:val="20"/>
-          <w:szCs w:val="20"/>
-          <w:highlight w:val="yellow"/>
-        </w:rPr>
-        <w:t>XXXXX</w:t>
-      </w:r>
-      <w:r>
-        <w:rPr>
-          <w:rFonts w:ascii="Arial" w:hAnsi="Arial" w:cs="Arial"/>
-          <w:bCs/>
-          <w:sz w:val="20"/>
-          <w:szCs w:val="20"/>
-          <w:highlight w:val="yellow"/>
-        </w:rPr>
-        <w:t>XXX</w:t>
+        </w:rPr>
+        <w:t>{{</w:t>
+      </w:r>
+      <w:r>
+        <w:rPr>
+          <w:rFonts w:ascii="Arial" w:hAnsi="Arial" w:cs="Arial"/>
+          <w:bCs/>
+          <w:sz w:val="20"/>
+          <w:szCs w:val="20"/>
+        </w:rPr>
+        <w:t>agama</w:t>
+      </w:r>
+      <w:r>
+        <w:rPr>
+          <w:rFonts w:ascii="Arial" w:hAnsi="Arial" w:cs="Arial"/>
+          <w:bCs/>
+          <w:sz w:val="20"/>
+          <w:szCs w:val="20"/>
+        </w:rPr>
+        <w:t>}}</w:t>
       </w:r>
     </w:p>
     <w:p>
@@ -1023,29 +971,26 @@
           <w:bCs/>
           <w:sz w:val="20"/>
           <w:szCs w:val="20"/>
-          <w:highlight w:val="yellow"/>
-        </w:rPr>
-        <w:t>XX</w:t>
-      </w:r>
-      <w:r>
-        <w:rPr>
-          <w:rFonts w:ascii="Arial" w:hAnsi="Arial" w:cs="Arial"/>
-          <w:bCs/>
-          <w:sz w:val="20"/>
-          <w:szCs w:val="20"/>
-          <w:highlight w:val="yellow"/>
-        </w:rPr>
-        <w:t>XXXXX</w:t>
-      </w:r>
-      <w:r>
-        <w:rPr>
-          <w:rFonts w:ascii="Arial" w:hAnsi="Arial" w:cs="Arial"/>
-          <w:bCs/>
-          <w:sz w:val="20"/>
-          <w:szCs w:val="20"/>
-          <w:highlight w:val="yellow"/>
-        </w:rPr>
-        <w:t>XXX</w:t>
+        </w:rPr>
+        <w:t>{{</w:t>
+      </w:r>
+      <w:r>
+        <w:rPr>
+          <w:rFonts w:ascii="Arial" w:hAnsi="Arial" w:cs="Arial"/>
+          <w:bCs/>
+          <w:sz w:val="20"/>
+          <w:szCs w:val="20"/>
+        </w:rPr>
+        <w:t>status</w:t>
+      </w:r>
+      <w:r>
+        <w:rPr>
+          <w:rFonts w:ascii="Arial" w:hAnsi="Arial" w:cs="Arial"/>
+          <w:bCs/>
+          <w:sz w:val="20"/>
+          <w:szCs w:val="20"/>
+        </w:rPr>
+        <w:t>}}</w:t>
       </w:r>
     </w:p>
     <w:p>
@@ -1123,7 +1068,6 @@
           <w:bCs/>
           <w:sz w:val="20"/>
           <w:szCs w:val="20"/>
-          <w:highlight w:val="yellow"/>
         </w:rPr>
         <w:t>XX</w:t>
       </w:r>
@@ -1134,79 +1078,17 @@
           <w:szCs w:val="20"/>
           <w:lang w:val="en-US"/>
         </w:rPr>
-        <w:t xml:space="preserve"> </w:t>
-      </w:r>
-      <w:proofErr w:type="spellStart"/>
-      <w:r>
-        <w:rPr>
-          <w:rFonts w:ascii="Arial" w:hAnsi="Arial" w:cs="Arial"/>
-          <w:sz w:val="20"/>
-          <w:szCs w:val="20"/>
-          <w:lang w:val="en-US"/>
-        </w:rPr>
-        <w:t>Desa</w:t>
-      </w:r>
-      <w:proofErr w:type="spellEnd"/>
-      <w:r>
-        <w:rPr>
-          <w:rFonts w:ascii="Arial" w:hAnsi="Arial" w:cs="Arial"/>
-          <w:sz w:val="20"/>
-          <w:szCs w:val="20"/>
-          <w:lang w:val="en-US"/>
-        </w:rPr>
-        <w:t xml:space="preserve"> </w:t>
-      </w:r>
-      <w:proofErr w:type="spellStart"/>
-      <w:r>
-        <w:rPr>
-          <w:rFonts w:ascii="Arial" w:hAnsi="Arial" w:cs="Arial"/>
-          <w:sz w:val="20"/>
-          <w:szCs w:val="20"/>
-          <w:lang w:val="en-US"/>
-        </w:rPr>
-        <w:t>Kalawat</w:t>
-      </w:r>
-      <w:proofErr w:type="spellEnd"/>
-      <w:r>
-        <w:rPr>
-          <w:rFonts w:ascii="Arial" w:hAnsi="Arial" w:cs="Arial"/>
-          <w:sz w:val="20"/>
-          <w:szCs w:val="20"/>
-          <w:lang w:val="en-US"/>
-        </w:rPr>
-        <w:t xml:space="preserve"> </w:t>
-      </w:r>
-      <w:proofErr w:type="spellStart"/>
-      <w:r>
-        <w:rPr>
-          <w:rFonts w:ascii="Arial" w:hAnsi="Arial" w:cs="Arial"/>
-          <w:sz w:val="20"/>
-          <w:szCs w:val="20"/>
-          <w:lang w:val="en-US"/>
-        </w:rPr>
-        <w:t>Kecamatan</w:t>
-      </w:r>
-      <w:proofErr w:type="spellEnd"/>
-      <w:r>
-        <w:rPr>
-          <w:rFonts w:ascii="Arial" w:hAnsi="Arial" w:cs="Arial"/>
-          <w:sz w:val="20"/>
-          <w:szCs w:val="20"/>
-          <w:lang w:val="en-US"/>
-        </w:rPr>
-        <w:t xml:space="preserve"> </w:t>
-      </w:r>
-      <w:proofErr w:type="spellStart"/>
-      <w:r>
-        <w:rPr>
-          <w:rFonts w:ascii="Arial" w:hAnsi="Arial" w:cs="Arial"/>
-          <w:sz w:val="20"/>
-          <w:szCs w:val="20"/>
-          <w:lang w:val="en-US"/>
-        </w:rPr>
-        <w:t>Kalawat</w:t>
-      </w:r>
-      <w:proofErr w:type="spellEnd"/>
+        <w:t xml:space="preserve"> Desa Kalawat Kecamatan</w:t>
+      </w:r>
+      <w:r>
+        <w:rPr>
+          <w:rFonts w:ascii="Arial" w:hAnsi="Arial" w:cs="Arial"/>
+          <w:sz w:val="20"/>
+          <w:szCs w:val="20"/>
+          <w:lang w:val="en-US"/>
+        </w:rPr>
+        <w:t xml:space="preserve"> Kalawat</w:t>
+      </w:r>
     </w:p>
     <w:p>
       <w:pPr>
@@ -1275,37 +1157,15 @@
         </w:rPr>
         <w:t xml:space="preserve">tan </w:t>
       </w:r>
-      <w:proofErr w:type="spellStart"/>
-      <w:r>
-        <w:rPr>
-          <w:rFonts w:ascii="Arial" w:hAnsi="Arial" w:cs="Arial"/>
-          <w:sz w:val="20"/>
-          <w:szCs w:val="20"/>
-          <w:lang w:val="en-US"/>
-        </w:rPr>
-        <w:t>adalah</w:t>
-      </w:r>
-      <w:proofErr w:type="spellEnd"/>
-      <w:r>
-        <w:rPr>
-          <w:rFonts w:ascii="Arial" w:hAnsi="Arial" w:cs="Arial"/>
-          <w:sz w:val="20"/>
-          <w:szCs w:val="20"/>
-          <w:lang w:val="en-US"/>
-        </w:rPr>
-        <w:t xml:space="preserve"> </w:t>
-      </w:r>
-      <w:proofErr w:type="spellStart"/>
-      <w:r>
-        <w:rPr>
-          <w:rFonts w:ascii="Arial" w:hAnsi="Arial" w:cs="Arial"/>
-          <w:sz w:val="20"/>
-          <w:szCs w:val="20"/>
-          <w:lang w:val="en-US"/>
-        </w:rPr>
-        <w:t>masyarakat</w:t>
-      </w:r>
-      <w:proofErr w:type="spellEnd"/>
+      <w:r>
+        <w:rPr>
+          <w:rFonts w:ascii="Arial" w:hAnsi="Arial" w:cs="Arial"/>
+          <w:sz w:val="20"/>
+          <w:szCs w:val="20"/>
+          <w:lang w:val="en-US"/>
+        </w:rPr>
+        <w:t>adalah masyarakat</w:t>
+      </w:r>
       <w:r>
         <w:rPr>
           <w:rFonts w:ascii="Arial" w:hAnsi="Arial" w:cs="Arial"/>
@@ -1498,125 +1358,14 @@
           <w:szCs w:val="20"/>
         </w:rPr>
       </w:pPr>
-      <w:proofErr w:type="spellStart"/>
-      <w:r>
-        <w:rPr>
-          <w:rFonts w:ascii="Arial" w:hAnsi="Arial" w:cs="Arial"/>
-          <w:sz w:val="20"/>
-          <w:szCs w:val="20"/>
-          <w:lang w:val="en-US"/>
-        </w:rPr>
-        <w:t>Bahwa</w:t>
-      </w:r>
-      <w:proofErr w:type="spellEnd"/>
-      <w:r>
-        <w:rPr>
-          <w:rFonts w:ascii="Arial" w:hAnsi="Arial" w:cs="Arial"/>
-          <w:sz w:val="20"/>
-          <w:szCs w:val="20"/>
-          <w:lang w:val="en-US"/>
-        </w:rPr>
-        <w:t xml:space="preserve"> </w:t>
-      </w:r>
-      <w:proofErr w:type="spellStart"/>
-      <w:r>
-        <w:rPr>
-          <w:rFonts w:ascii="Arial" w:hAnsi="Arial" w:cs="Arial"/>
-          <w:sz w:val="20"/>
-          <w:szCs w:val="20"/>
-          <w:lang w:val="en-US"/>
-        </w:rPr>
-        <w:t>usaha</w:t>
-      </w:r>
-      <w:proofErr w:type="spellEnd"/>
-      <w:r>
-        <w:rPr>
-          <w:rFonts w:ascii="Arial" w:hAnsi="Arial" w:cs="Arial"/>
-          <w:sz w:val="20"/>
-          <w:szCs w:val="20"/>
-          <w:lang w:val="en-US"/>
-        </w:rPr>
-        <w:t xml:space="preserve"> yang </w:t>
-      </w:r>
-      <w:proofErr w:type="spellStart"/>
-      <w:r>
-        <w:rPr>
-          <w:rFonts w:ascii="Arial" w:hAnsi="Arial" w:cs="Arial"/>
-          <w:sz w:val="20"/>
-          <w:szCs w:val="20"/>
-          <w:lang w:val="en-US"/>
-        </w:rPr>
-        <w:t>bersangkutan</w:t>
-      </w:r>
-      <w:proofErr w:type="spellEnd"/>
-      <w:r>
-        <w:rPr>
-          <w:rFonts w:ascii="Arial" w:hAnsi="Arial" w:cs="Arial"/>
-          <w:sz w:val="20"/>
-          <w:szCs w:val="20"/>
-          <w:lang w:val="en-US"/>
-        </w:rPr>
-        <w:t xml:space="preserve"> </w:t>
-      </w:r>
-      <w:proofErr w:type="spellStart"/>
-      <w:r>
-        <w:rPr>
-          <w:rFonts w:ascii="Arial" w:hAnsi="Arial" w:cs="Arial"/>
-          <w:sz w:val="20"/>
-          <w:szCs w:val="20"/>
-          <w:lang w:val="en-US"/>
-        </w:rPr>
-        <w:t>dimulai</w:t>
-      </w:r>
-      <w:proofErr w:type="spellEnd"/>
-      <w:r>
-        <w:rPr>
-          <w:rFonts w:ascii="Arial" w:hAnsi="Arial" w:cs="Arial"/>
-          <w:sz w:val="20"/>
-          <w:szCs w:val="20"/>
-          <w:lang w:val="en-US"/>
-        </w:rPr>
-        <w:t xml:space="preserve"> </w:t>
-      </w:r>
-      <w:proofErr w:type="spellStart"/>
-      <w:r>
-        <w:rPr>
-          <w:rFonts w:ascii="Arial" w:hAnsi="Arial" w:cs="Arial"/>
-          <w:sz w:val="20"/>
-          <w:szCs w:val="20"/>
-          <w:lang w:val="en-US"/>
-        </w:rPr>
-        <w:t>sejak</w:t>
-      </w:r>
-      <w:proofErr w:type="spellEnd"/>
-      <w:r>
-        <w:rPr>
-          <w:rFonts w:ascii="Arial" w:hAnsi="Arial" w:cs="Arial"/>
-          <w:sz w:val="20"/>
-          <w:szCs w:val="20"/>
-          <w:lang w:val="en-US"/>
-        </w:rPr>
-        <w:t xml:space="preserve"> </w:t>
-      </w:r>
-      <w:proofErr w:type="spellStart"/>
-      <w:r>
-        <w:rPr>
-          <w:rFonts w:ascii="Arial" w:hAnsi="Arial" w:cs="Arial"/>
-          <w:sz w:val="20"/>
-          <w:szCs w:val="20"/>
-          <w:lang w:val="en-US"/>
-        </w:rPr>
-        <w:t>Tahun</w:t>
-      </w:r>
-      <w:proofErr w:type="spellEnd"/>
-      <w:r>
-        <w:rPr>
-          <w:rFonts w:ascii="Arial" w:hAnsi="Arial" w:cs="Arial"/>
-          <w:sz w:val="20"/>
-          <w:szCs w:val="20"/>
-          <w:lang w:val="en-US"/>
-        </w:rPr>
-        <w:t xml:space="preserve"> </w:t>
+      <w:r>
+        <w:rPr>
+          <w:rFonts w:ascii="Arial" w:hAnsi="Arial" w:cs="Arial"/>
+          <w:sz w:val="20"/>
+          <w:szCs w:val="20"/>
+          <w:lang w:val="en-US"/>
+        </w:rPr>
+        <w:t xml:space="preserve">Bahwa usaha yang bersangkutan dimulai sejak Tahun </w:t>
       </w:r>
       <w:r>
         <w:rPr>
@@ -1791,26 +1540,15 @@
         </w:rPr>
         <w:t>2. Merk/Nama Usaha</w:t>
       </w:r>
-      <w:proofErr w:type="gramStart"/>
-      <w:r>
-        <w:rPr>
-          <w:rFonts w:ascii="Arial" w:hAnsi="Arial" w:cs="Arial"/>
-          <w:sz w:val="20"/>
-          <w:szCs w:val="20"/>
-          <w:lang w:val="en-US"/>
-        </w:rPr>
-        <w:tab/>
-        <w:t xml:space="preserve"> :</w:t>
-      </w:r>
-      <w:proofErr w:type="gramEnd"/>
-      <w:r>
-        <w:rPr>
-          <w:rFonts w:ascii="Arial" w:hAnsi="Arial" w:cs="Arial"/>
-          <w:sz w:val="20"/>
-          <w:szCs w:val="20"/>
-          <w:lang w:val="en-US"/>
-        </w:rPr>
-        <w:t xml:space="preserve"> </w:t>
+      <w:r>
+        <w:rPr>
+          <w:rFonts w:ascii="Arial" w:hAnsi="Arial" w:cs="Arial"/>
+          <w:sz w:val="20"/>
+          <w:szCs w:val="20"/>
+          <w:lang w:val="en-US"/>
+        </w:rPr>
+        <w:tab/>
+        <w:t xml:space="preserve"> : </w:t>
       </w:r>
       <w:r>
         <w:rPr>
@@ -1916,7 +1654,6 @@
         </w:rPr>
         <w:t>. Alamat tempat usaha</w:t>
       </w:r>
-      <w:proofErr w:type="gramStart"/>
       <w:r>
         <w:rPr>
           <w:rFonts w:ascii="Arial" w:hAnsi="Arial" w:cs="Arial"/>
@@ -1935,7 +1672,6 @@
         </w:rPr>
         <w:t>:</w:t>
       </w:r>
-      <w:proofErr w:type="gramEnd"/>
       <w:r>
         <w:rPr>
           <w:rFonts w:ascii="Arial" w:hAnsi="Arial" w:cs="Arial"/>
@@ -1988,45 +1724,14 @@
           <w:lang w:val="en-US"/>
         </w:rPr>
       </w:pPr>
-      <w:proofErr w:type="spellStart"/>
-      <w:r>
-        <w:rPr>
-          <w:rFonts w:ascii="Arial" w:hAnsi="Arial" w:cs="Arial"/>
-          <w:sz w:val="20"/>
-          <w:szCs w:val="20"/>
-          <w:lang w:val="en-US"/>
-        </w:rPr>
-        <w:t>Kec.Kalawat</w:t>
-      </w:r>
-      <w:proofErr w:type="spellEnd"/>
-      <w:r>
-        <w:rPr>
-          <w:rFonts w:ascii="Arial" w:hAnsi="Arial" w:cs="Arial"/>
-          <w:sz w:val="20"/>
-          <w:szCs w:val="20"/>
-          <w:lang w:val="en-US"/>
-        </w:rPr>
-        <w:t xml:space="preserve">, </w:t>
-      </w:r>
-      <w:proofErr w:type="spellStart"/>
-      <w:r>
-        <w:rPr>
-          <w:rFonts w:ascii="Arial" w:hAnsi="Arial" w:cs="Arial"/>
-          <w:sz w:val="20"/>
-          <w:szCs w:val="20"/>
-          <w:lang w:val="en-US"/>
-        </w:rPr>
-        <w:t>Kab.Minahasa</w:t>
-      </w:r>
-      <w:proofErr w:type="spellEnd"/>
-      <w:r>
-        <w:rPr>
-          <w:rFonts w:ascii="Arial" w:hAnsi="Arial" w:cs="Arial"/>
-          <w:sz w:val="20"/>
-          <w:szCs w:val="20"/>
-          <w:lang w:val="en-US"/>
-        </w:rPr>
-        <w:t xml:space="preserve"> Utara</w:t>
+      <w:r>
+        <w:rPr>
+          <w:rFonts w:ascii="Arial" w:hAnsi="Arial" w:cs="Arial"/>
+          <w:sz w:val="20"/>
+          <w:szCs w:val="20"/>
+          <w:lang w:val="en-US"/>
+        </w:rPr>
+        <w:t>Kec.Kalawat, Kab.Minahasa Utara</w:t>
       </w:r>
       <w:r>
         <w:rPr>
@@ -2437,39 +2142,8 @@
           <w:szCs w:val="20"/>
           <w:lang w:val="en-US"/>
         </w:rPr>
-        <w:t xml:space="preserve">                                                                        </w:t>
-      </w:r>
-      <w:proofErr w:type="spellStart"/>
-      <w:r>
-        <w:rPr>
-          <w:rFonts w:ascii="Arial" w:hAnsi="Arial" w:cs="Arial"/>
-          <w:sz w:val="20"/>
-          <w:szCs w:val="20"/>
-          <w:lang w:val="en-US"/>
-        </w:rPr>
-        <w:t>dll</w:t>
-      </w:r>
-      <w:proofErr w:type="spellEnd"/>
-      <w:r>
-        <w:rPr>
-          <w:rFonts w:ascii="Arial" w:hAnsi="Arial" w:cs="Arial"/>
-          <w:sz w:val="20"/>
-          <w:szCs w:val="20"/>
-          <w:lang w:val="en-US"/>
-        </w:rPr>
-        <w:t>……………………………………………………</w:t>
-      </w:r>
-      <w:proofErr w:type="gramStart"/>
-      <w:r>
-        <w:rPr>
-          <w:rFonts w:ascii="Arial" w:hAnsi="Arial" w:cs="Arial"/>
-          <w:sz w:val="20"/>
-          <w:szCs w:val="20"/>
-          <w:lang w:val="en-US"/>
-        </w:rPr>
-        <w:t>…..</w:t>
-      </w:r>
-      <w:proofErr w:type="gramEnd"/>
+        <w:t xml:space="preserve">                                                                        dll………………………………………………………..</w:t>
+      </w:r>
     </w:p>
     <w:p>
       <w:pPr>
@@ -2497,35 +2171,14 @@
         </w:rPr>
         <w:t xml:space="preserve">an  dipergunakan </w:t>
       </w:r>
-      <w:proofErr w:type="spellStart"/>
-      <w:r>
-        <w:rPr>
-          <w:rFonts w:ascii="Arial" w:hAnsi="Arial" w:cs="Arial"/>
-          <w:sz w:val="20"/>
-          <w:szCs w:val="20"/>
-          <w:lang w:val="en-US"/>
-        </w:rPr>
-        <w:t>sebagaimana</w:t>
-      </w:r>
-      <w:proofErr w:type="spellEnd"/>
-      <w:r>
-        <w:rPr>
-          <w:rFonts w:ascii="Arial" w:hAnsi="Arial" w:cs="Arial"/>
-          <w:sz w:val="20"/>
-          <w:szCs w:val="20"/>
-          <w:lang w:val="en-US"/>
-        </w:rPr>
-        <w:t xml:space="preserve"> </w:t>
-      </w:r>
-      <w:proofErr w:type="spellStart"/>
-      <w:r>
-        <w:rPr>
-          <w:rFonts w:ascii="Arial" w:hAnsi="Arial" w:cs="Arial"/>
-          <w:sz w:val="20"/>
-          <w:szCs w:val="20"/>
-          <w:lang w:val="en-US"/>
-        </w:rPr>
-        <w:t>mes</w:t>
+      <w:r>
+        <w:rPr>
+          <w:rFonts w:ascii="Arial" w:hAnsi="Arial" w:cs="Arial"/>
+          <w:sz w:val="20"/>
+          <w:szCs w:val="20"/>
+          <w:lang w:val="en-US"/>
+        </w:rPr>
+        <w:t>sebagaimana mes</w:t>
       </w:r>
       <w:r>
         <w:rPr>
@@ -2536,7 +2189,6 @@
         </w:rPr>
         <w:t>tinya</w:t>
       </w:r>
-      <w:proofErr w:type="spellEnd"/>
       <w:r>
         <w:rPr>
           <w:rFonts w:ascii="Arial" w:hAnsi="Arial" w:cs="Arial"/>
@@ -2609,7 +2261,6 @@
         </w:rPr>
         <w:t>K</w:t>
       </w:r>
-      <w:proofErr w:type="spellStart"/>
       <w:r>
         <w:rPr>
           <w:rFonts w:ascii="Arial" w:hAnsi="Arial" w:cs="Arial"/>
@@ -2619,7 +2270,6 @@
         </w:rPr>
         <w:t>alawat</w:t>
       </w:r>
-      <w:proofErr w:type="spellEnd"/>
       <w:r>
         <w:rPr>
           <w:rFonts w:ascii="Arial" w:hAnsi="Arial" w:cs="Arial"/>
@@ -3097,18 +2747,6 @@
         </w:rPr>
         <w:t>196902061993032004</w:t>
       </w:r>
-    </w:p>
-    <w:p>
-      <w:pPr>
-        <w:spacing w:after="0"/>
-        <w:rPr>
-          <w:rFonts w:ascii="Arial" w:hAnsi="Arial" w:cs="Arial"/>
-          <w:b/>
-          <w:sz w:val="20"/>
-          <w:szCs w:val="20"/>
-          <w:lang w:val="en-US"/>
-        </w:rPr>
-      </w:pPr>
     </w:p>
     <w:p>
       <w:pPr>
@@ -3234,7 +2872,7 @@
 </file>
 
 <file path=word/endnotes.xml><?xml version="1.0" encoding="utf-8"?>
-<w:endnotes xmlns:wpc="http://schemas.microsoft.com/office/word/2010/wordprocessingCanvas" xmlns:cx="http://schemas.microsoft.com/office/drawing/2014/chartex" xmlns:cx1="http://schemas.microsoft.com/office/drawing/2015/9/8/chartex" xmlns:cx2="http://schemas.microsoft.com/office/drawing/2015/10/21/chartex" xmlns:cx3="http://schemas.microsoft.com/office/drawing/2016/5/9/chartex" xmlns:cx4="http://schemas.microsoft.com/office/drawing/2016/5/10/chartex" xmlns:cx5="http://schemas.microsoft.com/office/drawing/2016/5/11/chartex" xmlns:cx6="http://schemas.microsoft.com/office/drawing/2016/5/12/chartex" xmlns:cx7="http://schemas.microsoft.com/office/drawing/2016/5/13/chartex" xmlns:cx8="http://schemas.microsoft.com/office/drawing/2016/5/14/chartex" xmlns:mc="http://schemas.openxmlformats.org/markup-compatibility/2006" xmlns:aink="http://schemas.microsoft.com/office/drawing/2016/ink" xmlns:am3d="http://schemas.microsoft.com/office/drawing/2017/model3d" xmlns:o="urn:schemas-microsoft-com:office:office" xmlns:r="http://schemas.openxmlformats.org/officeDocument/2006/relationships" xmlns:m="http://schemas.openxmlformats.org/officeDocument/2006/math" xmlns:v="urn:schemas-microsoft-com:vml" xmlns:wp14="http://schemas.microsoft.com/office/word/2010/wordprocessingDrawing" xmlns:wp="http://schemas.openxmlformats.org/drawingml/2006/wordprocessingDrawing" xmlns:w10="urn:schemas-microsoft-com:office:word" xmlns:w="http://schemas.openxmlformats.org/wordprocessingml/2006/main" xmlns:w14="http://schemas.microsoft.com/office/word/2010/wordml" xmlns:w15="http://schemas.microsoft.com/office/word/2012/wordml" xmlns:w16cex="http://schemas.microsoft.com/office/word/2018/wordml/cex" xmlns:w16cid="http://schemas.microsoft.com/office/word/2016/wordml/cid" xmlns:w16="http://schemas.microsoft.com/office/word/2018/wordml" xmlns:w16sdtdh="http://schemas.microsoft.com/office/word/2020/wordml/sdtdatahash" xmlns:w16se="http://schemas.microsoft.com/office/word/2015/wordml/symex" xmlns:wpg="http://schemas.microsoft.com/office/word/2010/wordprocessingGroup" xmlns:wpi="http://schemas.microsoft.com/office/word/2010/wordprocessingInk" xmlns:wne="http://schemas.microsoft.com/office/word/2006/wordml" xmlns:wps="http://schemas.microsoft.com/office/word/2010/wordprocessingShape" mc:Ignorable="w14 w15 w16se w16cid w16 w16cex w16sdtdh wp14">
+<w:endnotes xmlns:wpc="http://schemas.microsoft.com/office/word/2010/wordprocessingCanvas" xmlns:cx="http://schemas.microsoft.com/office/drawing/2014/chartex" xmlns:cx1="http://schemas.microsoft.com/office/drawing/2015/9/8/chartex" xmlns:cx2="http://schemas.microsoft.com/office/drawing/2015/10/21/chartex" xmlns:cx3="http://schemas.microsoft.com/office/drawing/2016/5/9/chartex" xmlns:cx4="http://schemas.microsoft.com/office/drawing/2016/5/10/chartex" xmlns:cx5="http://schemas.microsoft.com/office/drawing/2016/5/11/chartex" xmlns:cx6="http://schemas.microsoft.com/office/drawing/2016/5/12/chartex" xmlns:cx7="http://schemas.microsoft.com/office/drawing/2016/5/13/chartex" xmlns:cx8="http://schemas.microsoft.com/office/drawing/2016/5/14/chartex" xmlns:mc="http://schemas.openxmlformats.org/markup-compatibility/2006" xmlns:aink="http://schemas.microsoft.com/office/drawing/2016/ink" xmlns:am3d="http://schemas.microsoft.com/office/drawing/2017/model3d" xmlns:o="urn:schemas-microsoft-com:office:office" xmlns:oel="http://schemas.microsoft.com/office/2019/extlst" xmlns:r="http://schemas.openxmlformats.org/officeDocument/2006/relationships" xmlns:m="http://schemas.openxmlformats.org/officeDocument/2006/math" xmlns:v="urn:schemas-microsoft-com:vml" xmlns:wp14="http://schemas.microsoft.com/office/word/2010/wordprocessingDrawing" xmlns:wp="http://schemas.openxmlformats.org/drawingml/2006/wordprocessingDrawing" xmlns:w10="urn:schemas-microsoft-com:office:word" xmlns:w="http://schemas.openxmlformats.org/wordprocessingml/2006/main" xmlns:w14="http://schemas.microsoft.com/office/word/2010/wordml" xmlns:w15="http://schemas.microsoft.com/office/word/2012/wordml" xmlns:w16cex="http://schemas.microsoft.com/office/word/2018/wordml/cex" xmlns:w16cid="http://schemas.microsoft.com/office/word/2016/wordml/cid" xmlns:w16="http://schemas.microsoft.com/office/word/2018/wordml" xmlns:w16du="http://schemas.microsoft.com/office/word/2023/wordml/word16du" xmlns:w16sdtdh="http://schemas.microsoft.com/office/word/2020/wordml/sdtdatahash" xmlns:w16sdtfl="http://schemas.microsoft.com/office/word/2024/wordml/sdtformatlock" xmlns:w16se="http://schemas.microsoft.com/office/word/2015/wordml/symex" xmlns:wpg="http://schemas.microsoft.com/office/word/2010/wordprocessingGroup" xmlns:wpi="http://schemas.microsoft.com/office/word/2010/wordprocessingInk" xmlns:wne="http://schemas.microsoft.com/office/word/2006/wordml" xmlns:wps="http://schemas.microsoft.com/office/word/2010/wordprocessingShape" mc:Ignorable="w14 w15 w16se w16cid w16 w16cex w16sdtdh w16sdtfl w16du wp14">
   <w:endnote w:type="separator" w:id="-1">
     <w:p>
       <w:pPr>
@@ -3259,7 +2897,7 @@
 </file>
 
 <file path=word/footnotes.xml><?xml version="1.0" encoding="utf-8"?>
-<w:footnotes xmlns:wpc="http://schemas.microsoft.com/office/word/2010/wordprocessingCanvas" xmlns:cx="http://schemas.microsoft.com/office/drawing/2014/chartex" xmlns:cx1="http://schemas.microsoft.com/office/drawing/2015/9/8/chartex" xmlns:cx2="http://schemas.microsoft.com/office/drawing/2015/10/21/chartex" xmlns:cx3="http://schemas.microsoft.com/office/drawing/2016/5/9/chartex" xmlns:cx4="http://schemas.microsoft.com/office/drawing/2016/5/10/chartex" xmlns:cx5="http://schemas.microsoft.com/office/drawing/2016/5/11/chartex" xmlns:cx6="http://schemas.microsoft.com/office/drawing/2016/5/12/chartex" xmlns:cx7="http://schemas.microsoft.com/office/drawing/2016/5/13/chartex" xmlns:cx8="http://schemas.microsoft.com/office/drawing/2016/5/14/chartex" xmlns:mc="http://schemas.openxmlformats.org/markup-compatibility/2006" xmlns:aink="http://schemas.microsoft.com/office/drawing/2016/ink" xmlns:am3d="http://schemas.microsoft.com/office/drawing/2017/model3d" xmlns:o="urn:schemas-microsoft-com:office:office" xmlns:r="http://schemas.openxmlformats.org/officeDocument/2006/relationships" xmlns:m="http://schemas.openxmlformats.org/officeDocument/2006/math" xmlns:v="urn:schemas-microsoft-com:vml" xmlns:wp14="http://schemas.microsoft.com/office/word/2010/wordprocessingDrawing" xmlns:wp="http://schemas.openxmlformats.org/drawingml/2006/wordprocessingDrawing" xmlns:w10="urn:schemas-microsoft-com:office:word" xmlns:w="http://schemas.openxmlformats.org/wordprocessingml/2006/main" xmlns:w14="http://schemas.microsoft.com/office/word/2010/wordml" xmlns:w15="http://schemas.microsoft.com/office/word/2012/wordml" xmlns:w16cex="http://schemas.microsoft.com/office/word/2018/wordml/cex" xmlns:w16cid="http://schemas.microsoft.com/office/word/2016/wordml/cid" xmlns:w16="http://schemas.microsoft.com/office/word/2018/wordml" xmlns:w16sdtdh="http://schemas.microsoft.com/office/word/2020/wordml/sdtdatahash" xmlns:w16se="http://schemas.microsoft.com/office/word/2015/wordml/symex" xmlns:wpg="http://schemas.microsoft.com/office/word/2010/wordprocessingGroup" xmlns:wpi="http://schemas.microsoft.com/office/word/2010/wordprocessingInk" xmlns:wne="http://schemas.microsoft.com/office/word/2006/wordml" xmlns:wps="http://schemas.microsoft.com/office/word/2010/wordprocessingShape" mc:Ignorable="w14 w15 w16se w16cid w16 w16cex w16sdtdh wp14">
+<w:footnotes xmlns:wpc="http://schemas.microsoft.com/office/word/2010/wordprocessingCanvas" xmlns:cx="http://schemas.microsoft.com/office/drawing/2014/chartex" xmlns:cx1="http://schemas.microsoft.com/office/drawing/2015/9/8/chartex" xmlns:cx2="http://schemas.microsoft.com/office/drawing/2015/10/21/chartex" xmlns:cx3="http://schemas.microsoft.com/office/drawing/2016/5/9/chartex" xmlns:cx4="http://schemas.microsoft.com/office/drawing/2016/5/10/chartex" xmlns:cx5="http://schemas.microsoft.com/office/drawing/2016/5/11/chartex" xmlns:cx6="http://schemas.microsoft.com/office/drawing/2016/5/12/chartex" xmlns:cx7="http://schemas.microsoft.com/office/drawing/2016/5/13/chartex" xmlns:cx8="http://schemas.microsoft.com/office/drawing/2016/5/14/chartex" xmlns:mc="http://schemas.openxmlformats.org/markup-compatibility/2006" xmlns:aink="http://schemas.microsoft.com/office/drawing/2016/ink" xmlns:am3d="http://schemas.microsoft.com/office/drawing/2017/model3d" xmlns:o="urn:schemas-microsoft-com:office:office" xmlns:oel="http://schemas.microsoft.com/office/2019/extlst" xmlns:r="http://schemas.openxmlformats.org/officeDocument/2006/relationships" xmlns:m="http://schemas.openxmlformats.org/officeDocument/2006/math" xmlns:v="urn:schemas-microsoft-com:vml" xmlns:wp14="http://schemas.microsoft.com/office/word/2010/wordprocessingDrawing" xmlns:wp="http://schemas.openxmlformats.org/drawingml/2006/wordprocessingDrawing" xmlns:w10="urn:schemas-microsoft-com:office:word" xmlns:w="http://schemas.openxmlformats.org/wordprocessingml/2006/main" xmlns:w14="http://schemas.microsoft.com/office/word/2010/wordml" xmlns:w15="http://schemas.microsoft.com/office/word/2012/wordml" xmlns:w16cex="http://schemas.microsoft.com/office/word/2018/wordml/cex" xmlns:w16cid="http://schemas.microsoft.com/office/word/2016/wordml/cid" xmlns:w16="http://schemas.microsoft.com/office/word/2018/wordml" xmlns:w16du="http://schemas.microsoft.com/office/word/2023/wordml/word16du" xmlns:w16sdtdh="http://schemas.microsoft.com/office/word/2020/wordml/sdtdatahash" xmlns:w16sdtfl="http://schemas.microsoft.com/office/word/2024/wordml/sdtformatlock" xmlns:w16se="http://schemas.microsoft.com/office/word/2015/wordml/symex" xmlns:wpg="http://schemas.microsoft.com/office/word/2010/wordprocessingGroup" xmlns:wpi="http://schemas.microsoft.com/office/word/2010/wordprocessingInk" xmlns:wne="http://schemas.microsoft.com/office/word/2006/wordml" xmlns:wps="http://schemas.microsoft.com/office/word/2010/wordprocessingShape" mc:Ignorable="w14 w15 w16se w16cid w16 w16cex w16sdtdh w16sdtfl w16du wp14">
   <w:footnote w:type="separator" w:id="-1">
     <w:p>
       <w:pPr>
@@ -3284,7 +2922,7 @@
 </file>
 
 <file path=word/numbering.xml><?xml version="1.0" encoding="utf-8"?>
-<w:numbering xmlns:wpc="http://schemas.microsoft.com/office/word/2010/wordprocessingCanvas" xmlns:cx="http://schemas.microsoft.com/office/drawing/2014/chartex" xmlns:cx1="http://schemas.microsoft.com/office/drawing/2015/9/8/chartex" xmlns:cx2="http://schemas.microsoft.com/office/drawing/2015/10/21/chartex" xmlns:cx3="http://schemas.microsoft.com/office/drawing/2016/5/9/chartex" xmlns:cx4="http://schemas.microsoft.com/office/drawing/2016/5/10/chartex" xmlns:cx5="http://schemas.microsoft.com/office/drawing/2016/5/11/chartex" xmlns:cx6="http://schemas.microsoft.com/office/drawing/2016/5/12/chartex" xmlns:cx7="http://schemas.microsoft.com/office/drawing/2016/5/13/chartex" xmlns:cx8="http://schemas.microsoft.com/office/drawing/2016/5/14/chartex" xmlns:mc="http://schemas.openxmlformats.org/markup-compatibility/2006" xmlns:aink="http://schemas.microsoft.com/office/drawing/2016/ink" xmlns:am3d="http://schemas.microsoft.com/office/drawing/2017/model3d" xmlns:o="urn:schemas-microsoft-com:office:office" xmlns:r="http://schemas.openxmlformats.org/officeDocument/2006/relationships" xmlns:m="http://schemas.openxmlformats.org/officeDocument/2006/math" xmlns:v="urn:schemas-microsoft-com:vml" xmlns:wp14="http://schemas.microsoft.com/office/word/2010/wordprocessingDrawing" xmlns:wp="http://schemas.openxmlformats.org/drawingml/2006/wordprocessingDrawing" xmlns:w10="urn:schemas-microsoft-com:office:word" xmlns:w="http://schemas.openxmlformats.org/wordprocessingml/2006/main" xmlns:w14="http://schemas.microsoft.com/office/word/2010/wordml" xmlns:w15="http://schemas.microsoft.com/office/word/2012/wordml" xmlns:w16cex="http://schemas.microsoft.com/office/word/2018/wordml/cex" xmlns:w16cid="http://schemas.microsoft.com/office/word/2016/wordml/cid" xmlns:w16="http://schemas.microsoft.com/office/word/2018/wordml" xmlns:w16sdtdh="http://schemas.microsoft.com/office/word/2020/wordml/sdtdatahash" xmlns:w16se="http://schemas.microsoft.com/office/word/2015/wordml/symex" xmlns:wpg="http://schemas.microsoft.com/office/word/2010/wordprocessingGroup" xmlns:wpi="http://schemas.microsoft.com/office/word/2010/wordprocessingInk" xmlns:wne="http://schemas.microsoft.com/office/word/2006/wordml" xmlns:wps="http://schemas.microsoft.com/office/word/2010/wordprocessingShape" mc:Ignorable="w14 w15 w16se w16cid w16 w16cex w16sdtdh wp14">
+<w:numbering xmlns:wpc="http://schemas.microsoft.com/office/word/2010/wordprocessingCanvas" xmlns:cx="http://schemas.microsoft.com/office/drawing/2014/chartex" xmlns:cx1="http://schemas.microsoft.com/office/drawing/2015/9/8/chartex" xmlns:cx2="http://schemas.microsoft.com/office/drawing/2015/10/21/chartex" xmlns:cx3="http://schemas.microsoft.com/office/drawing/2016/5/9/chartex" xmlns:cx4="http://schemas.microsoft.com/office/drawing/2016/5/10/chartex" xmlns:cx5="http://schemas.microsoft.com/office/drawing/2016/5/11/chartex" xmlns:cx6="http://schemas.microsoft.com/office/drawing/2016/5/12/chartex" xmlns:cx7="http://schemas.microsoft.com/office/drawing/2016/5/13/chartex" xmlns:cx8="http://schemas.microsoft.com/office/drawing/2016/5/14/chartex" xmlns:mc="http://schemas.openxmlformats.org/markup-compatibility/2006" xmlns:aink="http://schemas.microsoft.com/office/drawing/2016/ink" xmlns:am3d="http://schemas.microsoft.com/office/drawing/2017/model3d" xmlns:o="urn:schemas-microsoft-com:office:office" xmlns:oel="http://schemas.microsoft.com/office/2019/extlst" xmlns:r="http://schemas.openxmlformats.org/officeDocument/2006/relationships" xmlns:m="http://schemas.openxmlformats.org/officeDocument/2006/math" xmlns:v="urn:schemas-microsoft-com:vml" xmlns:wp14="http://schemas.microsoft.com/office/word/2010/wordprocessingDrawing" xmlns:wp="http://schemas.openxmlformats.org/drawingml/2006/wordprocessingDrawing" xmlns:w10="urn:schemas-microsoft-com:office:word" xmlns:w="http://schemas.openxmlformats.org/wordprocessingml/2006/main" xmlns:w14="http://schemas.microsoft.com/office/word/2010/wordml" xmlns:w15="http://schemas.microsoft.com/office/word/2012/wordml" xmlns:w16cex="http://schemas.microsoft.com/office/word/2018/wordml/cex" xmlns:w16cid="http://schemas.microsoft.com/office/word/2016/wordml/cid" xmlns:w16="http://schemas.microsoft.com/office/word/2018/wordml" xmlns:w16du="http://schemas.microsoft.com/office/word/2023/wordml/word16du" xmlns:w16sdtdh="http://schemas.microsoft.com/office/word/2020/wordml/sdtdatahash" xmlns:w16sdtfl="http://schemas.microsoft.com/office/word/2024/wordml/sdtformatlock" xmlns:w16se="http://schemas.microsoft.com/office/word/2015/wordml/symex" xmlns:wpg="http://schemas.microsoft.com/office/word/2010/wordprocessingGroup" xmlns:wpi="http://schemas.microsoft.com/office/word/2010/wordprocessingInk" xmlns:wne="http://schemas.microsoft.com/office/word/2006/wordml" xmlns:wps="http://schemas.microsoft.com/office/word/2010/wordprocessingShape" mc:Ignorable="w14 w15 w16se w16cid w16 w16cex w16sdtdh w16sdtfl w16du wp14">
   <w:abstractNum w:abstractNumId="0" w15:restartNumberingAfterBreak="0">
     <w:nsid w:val="087B13CB"/>
     <w:multiLevelType w:val="hybridMultilevel"/>
@@ -4223,41 +3861,41 @@
       </w:pPr>
     </w:lvl>
   </w:abstractNum>
-  <w:num w:numId="1">
+  <w:num w:numId="1" w16cid:durableId="1214656849">
     <w:abstractNumId w:val="0"/>
   </w:num>
-  <w:num w:numId="2">
+  <w:num w:numId="2" w16cid:durableId="1917132606">
     <w:abstractNumId w:val="5"/>
   </w:num>
-  <w:num w:numId="3">
+  <w:num w:numId="3" w16cid:durableId="283735806">
     <w:abstractNumId w:val="3"/>
   </w:num>
-  <w:num w:numId="4">
+  <w:num w:numId="4" w16cid:durableId="1050376602">
     <w:abstractNumId w:val="6"/>
   </w:num>
-  <w:num w:numId="5">
+  <w:num w:numId="5" w16cid:durableId="280386076">
     <w:abstractNumId w:val="4"/>
   </w:num>
-  <w:num w:numId="6">
+  <w:num w:numId="6" w16cid:durableId="773328589">
     <w:abstractNumId w:val="2"/>
   </w:num>
-  <w:num w:numId="7">
+  <w:num w:numId="7" w16cid:durableId="1498109009">
     <w:abstractNumId w:val="7"/>
   </w:num>
-  <w:num w:numId="8">
+  <w:num w:numId="8" w16cid:durableId="1606184207">
     <w:abstractNumId w:val="8"/>
   </w:num>
-  <w:num w:numId="9">
+  <w:num w:numId="9" w16cid:durableId="2034183116">
     <w:abstractNumId w:val="9"/>
   </w:num>
-  <w:num w:numId="10">
+  <w:num w:numId="10" w16cid:durableId="2129078467">
     <w:abstractNumId w:val="1"/>
   </w:num>
 </w:numbering>
 </file>
 
 <file path=word/styles.xml><?xml version="1.0" encoding="utf-8"?>
-<w:styles xmlns:mc="http://schemas.openxmlformats.org/markup-compatibility/2006" xmlns:r="http://schemas.openxmlformats.org/officeDocument/2006/relationships" xmlns:w="http://schemas.openxmlformats.org/wordprocessingml/2006/main" xmlns:w14="http://schemas.microsoft.com/office/word/2010/wordml" xmlns:w15="http://schemas.microsoft.com/office/word/2012/wordml" xmlns:w16cex="http://schemas.microsoft.com/office/word/2018/wordml/cex" xmlns:w16cid="http://schemas.microsoft.com/office/word/2016/wordml/cid" xmlns:w16="http://schemas.microsoft.com/office/word/2018/wordml" xmlns:w16sdtdh="http://schemas.microsoft.com/office/word/2020/wordml/sdtdatahash" xmlns:w16se="http://schemas.microsoft.com/office/word/2015/wordml/symex" mc:Ignorable="w14 w15 w16se w16cid w16 w16cex w16sdtdh">
+<w:styles xmlns:mc="http://schemas.openxmlformats.org/markup-compatibility/2006" xmlns:r="http://schemas.openxmlformats.org/officeDocument/2006/relationships" xmlns:w="http://schemas.openxmlformats.org/wordprocessingml/2006/main" xmlns:w14="http://schemas.microsoft.com/office/word/2010/wordml" xmlns:w15="http://schemas.microsoft.com/office/word/2012/wordml" xmlns:w16cex="http://schemas.microsoft.com/office/word/2018/wordml/cex" xmlns:w16cid="http://schemas.microsoft.com/office/word/2016/wordml/cid" xmlns:w16="http://schemas.microsoft.com/office/word/2018/wordml" xmlns:w16du="http://schemas.microsoft.com/office/word/2023/wordml/word16du" xmlns:w16sdtdh="http://schemas.microsoft.com/office/word/2020/wordml/sdtdatahash" xmlns:w16sdtfl="http://schemas.microsoft.com/office/word/2024/wordml/sdtformatlock" xmlns:w16se="http://schemas.microsoft.com/office/word/2015/wordml/symex" mc:Ignorable="w14 w15 w16se w16cid w16 w16cex w16sdtdh w16sdtfl w16du">
   <w:docDefaults>
     <w:rPrDefault>
       <w:rPr>
